--- a/INFORME_PARTE_01.docx
+++ b/INFORME_PARTE_01.docx
@@ -2525,7 +2525,602 @@
         <w:rPr>
           <w:b/>
         </w:rPr>
-        <w:t xml:space="preserve">4.3 ¿Se pueden cambiar entre sí?</w:t>
+        <w:t xml:space="preserve">4.3 La diferencia en código: la misma operación, tres enfoques</w:t>
+      </w:r>
+    </w:p>
+    <w:p>
+      <w:r>
+        <w:t xml:space="preserve">Para que la distinción se vuelva tangible, mirá la MISMA operación —"obtener un cliente por su id"— resuelta de tres formas distintas: con JPA puro, con Hibernate nativo y con Spring Data JPA. La operación es idéntica; lo que cambia es la API que usamos y el nivel de abstracción al que trabajamos.</w:t>
+      </w:r>
+    </w:p>
+    <w:p>
+      <w:r>
+        <w:rPr>
+          <w:b/>
+        </w:rPr>
+        <w:t xml:space="preserve">JPA puro — usando solo la especificación</w:t>
+      </w:r>
+    </w:p>
+    <w:p>
+      <w:r>
+        <w:t xml:space="preserve">Este código usa exclusivamente lo que define jakarta.persistence: EntityManager es la interfaz ESTÁNDAR. Cualquier implementación (Hibernate, EclipseLink, OpenJPA) la cumple. Si mañana cambiás de proveedor, este código no se toca.</w:t>
+      </w:r>
+    </w:p>
+    <w:p>
+      <w:pPr>
+        <w:pStyle w:val="Code"/>
+      </w:pPr>
+      <w:r>
+        <w:rPr>
+          <w:rFonts w:ascii="Consolas" w:hAnsi="Consolas" w:cs="Consolas"/>
+        </w:rPr>
+        <w:t xml:space="preserve">// API estandar de JPA — paquete jakarta.persistence</w:t>
+      </w:r>
+    </w:p>
+    <w:p>
+      <w:pPr>
+        <w:pStyle w:val="Code"/>
+      </w:pPr>
+      <w:r>
+        <w:rPr>
+          <w:rFonts w:ascii="Consolas" w:hAnsi="Consolas" w:cs="Consolas"/>
+        </w:rPr>
+        <w:t xml:space="preserve">@PersistenceContext</w:t>
+      </w:r>
+    </w:p>
+    <w:p>
+      <w:pPr>
+        <w:pStyle w:val="Code"/>
+      </w:pPr>
+      <w:r>
+        <w:rPr>
+          <w:rFonts w:ascii="Consolas" w:hAnsi="Consolas" w:cs="Consolas"/>
+        </w:rPr>
+        <w:t xml:space="preserve">private EntityManager em;</w:t>
+      </w:r>
+    </w:p>
+    <w:p>
+      <w:pPr>
+        <w:pStyle w:val="Code"/>
+      </w:pPr>
+      <w:r>
+        <w:rPr>
+          <w:rFonts w:ascii="Consolas" w:hAnsi="Consolas" w:cs="Consolas"/>
+        </w:rPr>
+        <w:t xml:space="preserve"/>
+      </w:r>
+    </w:p>
+    <w:p>
+      <w:pPr>
+        <w:pStyle w:val="Code"/>
+      </w:pPr>
+      <w:r>
+        <w:rPr>
+          <w:rFonts w:ascii="Consolas" w:hAnsi="Consolas" w:cs="Consolas"/>
+        </w:rPr>
+        <w:t xml:space="preserve">public Cliente buscar(Long id) {</w:t>
+      </w:r>
+    </w:p>
+    <w:p>
+      <w:pPr>
+        <w:pStyle w:val="Code"/>
+      </w:pPr>
+      <w:r>
+        <w:rPr>
+          <w:rFonts w:ascii="Consolas" w:hAnsi="Consolas" w:cs="Consolas"/>
+        </w:rPr>
+        <w:t xml:space="preserve">    return em.find(Cliente.class, id);</w:t>
+      </w:r>
+    </w:p>
+    <w:p>
+      <w:pPr>
+        <w:pStyle w:val="Code"/>
+      </w:pPr>
+      <w:r>
+        <w:rPr>
+          <w:rFonts w:ascii="Consolas" w:hAnsi="Consolas" w:cs="Consolas"/>
+        </w:rPr>
+        <w:t xml:space="preserve">}</w:t>
+      </w:r>
+    </w:p>
+    <w:p>
+      <w:r>
+        <w:rPr>
+          <w:b/>
+        </w:rPr>
+        <w:t xml:space="preserve">Hibernate nativo — bajando un escalón al proveedor</w:t>
+      </w:r>
+    </w:p>
+    <w:p>
+      <w:r>
+        <w:t xml:space="preserve">Hibernate también expone su propia API que NO está en JPA: Session, SessionFactory, criterios propios. Es más potente para casos avanzados (filtros, statistics, cache de segundo nivel), pero te ata a Hibernate específicamente. Migrar a otro proveedor requiere reescribir este código.</w:t>
+      </w:r>
+    </w:p>
+    <w:p>
+      <w:pPr>
+        <w:pStyle w:val="Code"/>
+      </w:pPr>
+      <w:r>
+        <w:rPr>
+          <w:rFonts w:ascii="Consolas" w:hAnsi="Consolas" w:cs="Consolas"/>
+        </w:rPr>
+        <w:t xml:space="preserve">// API propia de Hibernate — paquete org.hibernate</w:t>
+      </w:r>
+    </w:p>
+    <w:p>
+      <w:pPr>
+        <w:pStyle w:val="Code"/>
+      </w:pPr>
+      <w:r>
+        <w:rPr>
+          <w:rFonts w:ascii="Consolas" w:hAnsi="Consolas" w:cs="Consolas"/>
+        </w:rPr>
+        <w:t xml:space="preserve">@Autowired</w:t>
+      </w:r>
+    </w:p>
+    <w:p>
+      <w:pPr>
+        <w:pStyle w:val="Code"/>
+      </w:pPr>
+      <w:r>
+        <w:rPr>
+          <w:rFonts w:ascii="Consolas" w:hAnsi="Consolas" w:cs="Consolas"/>
+        </w:rPr>
+        <w:t xml:space="preserve">private SessionFactory sessionFactory;</w:t>
+      </w:r>
+    </w:p>
+    <w:p>
+      <w:pPr>
+        <w:pStyle w:val="Code"/>
+      </w:pPr>
+      <w:r>
+        <w:rPr>
+          <w:rFonts w:ascii="Consolas" w:hAnsi="Consolas" w:cs="Consolas"/>
+        </w:rPr>
+        <w:t xml:space="preserve"/>
+      </w:r>
+    </w:p>
+    <w:p>
+      <w:pPr>
+        <w:pStyle w:val="Code"/>
+      </w:pPr>
+      <w:r>
+        <w:rPr>
+          <w:rFonts w:ascii="Consolas" w:hAnsi="Consolas" w:cs="Consolas"/>
+        </w:rPr>
+        <w:t xml:space="preserve">public Cliente buscar(Long id) {</w:t>
+      </w:r>
+    </w:p>
+    <w:p>
+      <w:pPr>
+        <w:pStyle w:val="Code"/>
+      </w:pPr>
+      <w:r>
+        <w:rPr>
+          <w:rFonts w:ascii="Consolas" w:hAnsi="Consolas" w:cs="Consolas"/>
+        </w:rPr>
+        <w:t xml:space="preserve">    Session session = sessionFactory.getCurrentSession();</w:t>
+      </w:r>
+    </w:p>
+    <w:p>
+      <w:pPr>
+        <w:pStyle w:val="Code"/>
+      </w:pPr>
+      <w:r>
+        <w:rPr>
+          <w:rFonts w:ascii="Consolas" w:hAnsi="Consolas" w:cs="Consolas"/>
+        </w:rPr>
+        <w:t xml:space="preserve">    return session.get(Cliente.class, id);</w:t>
+      </w:r>
+    </w:p>
+    <w:p>
+      <w:pPr>
+        <w:pStyle w:val="Code"/>
+      </w:pPr>
+      <w:r>
+        <w:rPr>
+          <w:rFonts w:ascii="Consolas" w:hAnsi="Consolas" w:cs="Consolas"/>
+        </w:rPr>
+        <w:t xml:space="preserve">}</w:t>
+      </w:r>
+    </w:p>
+    <w:p>
+      <w:r>
+        <w:rPr>
+          <w:b/>
+        </w:rPr>
+        <w:t xml:space="preserve">Spring Data JPA — declarás una interface y listo</w:t>
+      </w:r>
+    </w:p>
+    <w:p>
+      <w:r>
+        <w:t xml:space="preserve">La diferencia más grande: no escribimos implementación. Declaramos UNA interface, extendemos JpaRepository, y Spring genera el bean en runtime con todas las operaciones CRUD ya disponibles. Por debajo sigue siendo Hibernate; arriba, código mínimo.</w:t>
+      </w:r>
+    </w:p>
+    <w:p>
+      <w:pPr>
+        <w:pStyle w:val="Code"/>
+      </w:pPr>
+      <w:r>
+        <w:rPr>
+          <w:rFonts w:ascii="Consolas" w:hAnsi="Consolas" w:cs="Consolas"/>
+        </w:rPr>
+        <w:t xml:space="preserve">// 1) Declaramos UNA interface — sin implementacion</w:t>
+      </w:r>
+    </w:p>
+    <w:p>
+      <w:pPr>
+        <w:pStyle w:val="Code"/>
+      </w:pPr>
+      <w:r>
+        <w:rPr>
+          <w:rFonts w:ascii="Consolas" w:hAnsi="Consolas" w:cs="Consolas"/>
+        </w:rPr>
+        <w:t xml:space="preserve">public interface ClienteRepository</w:t>
+      </w:r>
+    </w:p>
+    <w:p>
+      <w:pPr>
+        <w:pStyle w:val="Code"/>
+      </w:pPr>
+      <w:r>
+        <w:rPr>
+          <w:rFonts w:ascii="Consolas" w:hAnsi="Consolas" w:cs="Consolas"/>
+        </w:rPr>
+        <w:t xml:space="preserve">        extends JpaRepository&lt;Cliente, Long&gt; {</w:t>
+      </w:r>
+    </w:p>
+    <w:p>
+      <w:pPr>
+        <w:pStyle w:val="Code"/>
+      </w:pPr>
+      <w:r>
+        <w:rPr>
+          <w:rFonts w:ascii="Consolas" w:hAnsi="Consolas" w:cs="Consolas"/>
+        </w:rPr>
+        <w:t xml:space="preserve">    // findById, save, findAll, deleteById, count... ya vienen de fabrica</w:t>
+      </w:r>
+    </w:p>
+    <w:p>
+      <w:pPr>
+        <w:pStyle w:val="Code"/>
+      </w:pPr>
+      <w:r>
+        <w:rPr>
+          <w:rFonts w:ascii="Consolas" w:hAnsi="Consolas" w:cs="Consolas"/>
+        </w:rPr>
+        <w:t xml:space="preserve">}</w:t>
+      </w:r>
+    </w:p>
+    <w:p>
+      <w:pPr>
+        <w:pStyle w:val="Code"/>
+      </w:pPr>
+      <w:r>
+        <w:rPr>
+          <w:rFonts w:ascii="Consolas" w:hAnsi="Consolas" w:cs="Consolas"/>
+        </w:rPr>
+        <w:t xml:space="preserve"/>
+      </w:r>
+    </w:p>
+    <w:p>
+      <w:pPr>
+        <w:pStyle w:val="Code"/>
+      </w:pPr>
+      <w:r>
+        <w:rPr>
+          <w:rFonts w:ascii="Consolas" w:hAnsi="Consolas" w:cs="Consolas"/>
+        </w:rPr>
+        <w:t xml:space="preserve">// 2) La usamos — Spring inyecta el bean generado en runtime</w:t>
+      </w:r>
+    </w:p>
+    <w:p>
+      <w:pPr>
+        <w:pStyle w:val="Code"/>
+      </w:pPr>
+      <w:r>
+        <w:rPr>
+          <w:rFonts w:ascii="Consolas" w:hAnsi="Consolas" w:cs="Consolas"/>
+        </w:rPr>
+        <w:t xml:space="preserve">private final ClienteRepository repo;</w:t>
+      </w:r>
+    </w:p>
+    <w:p>
+      <w:pPr>
+        <w:pStyle w:val="Code"/>
+      </w:pPr>
+      <w:r>
+        <w:rPr>
+          <w:rFonts w:ascii="Consolas" w:hAnsi="Consolas" w:cs="Consolas"/>
+        </w:rPr>
+        <w:t xml:space="preserve"/>
+      </w:r>
+    </w:p>
+    <w:p>
+      <w:pPr>
+        <w:pStyle w:val="Code"/>
+      </w:pPr>
+      <w:r>
+        <w:rPr>
+          <w:rFonts w:ascii="Consolas" w:hAnsi="Consolas" w:cs="Consolas"/>
+        </w:rPr>
+        <w:t xml:space="preserve">public Cliente buscar(Long id) {</w:t>
+      </w:r>
+    </w:p>
+    <w:p>
+      <w:pPr>
+        <w:pStyle w:val="Code"/>
+      </w:pPr>
+      <w:r>
+        <w:rPr>
+          <w:rFonts w:ascii="Consolas" w:hAnsi="Consolas" w:cs="Consolas"/>
+        </w:rPr>
+        <w:t xml:space="preserve">    return repo.findById(id).orElseThrow();</w:t>
+      </w:r>
+    </w:p>
+    <w:p>
+      <w:pPr>
+        <w:pStyle w:val="Code"/>
+      </w:pPr>
+      <w:r>
+        <w:rPr>
+          <w:rFonts w:ascii="Consolas" w:hAnsi="Consolas" w:cs="Consolas"/>
+        </w:rPr>
+        <w:t xml:space="preserve">}</w:t>
+      </w:r>
+    </w:p>
+    <w:p>
+      <w:pPr>
+        <w:pStyle w:val="Callout"/>
+        <w:shd w:val="clear" w:color="auto" w:fill="FFF4CE"/>
+        <w:pBdr>
+          <w:left w:val="single" w:sz="24" w:color="F2A900"/>
+          <w:top w:val="single" w:sz="4" w:color="F2A900"/>
+          <w:right w:val="single" w:sz="4" w:color="F2A900"/>
+          <w:bottom w:val="single" w:sz="4" w:color="F2A900"/>
+        </w:pBdr>
+        <w:ind w:left="200" w:right="200"/>
+      </w:pPr>
+      <w:r>
+        <w:rPr>
+          <w:b/>
+          <w:color w:val="8B5A00"/>
+        </w:rPr>
+        <w:t xml:space="preserve">Lo que tiene que quedar claro: </w:t>
+      </w:r>
+      <w:r>
+        <w:t xml:space="preserve">los tres ejemplos hacen EXACTAMENTE lo mismo. El SQL que llega a la base es prácticamente idéntico (un SELECT por id). Lo que cambia es CUÁNTO código escribimos y a qué capa de la torre nos atamos. Spring Data JPA es la capa más alta y la que usaremos en el proyecto demo.</w:t>
+      </w:r>
+    </w:p>
+    <w:p>
+      <w:r>
+        <w:rPr>
+          <w:b/>
+        </w:rPr>
+        <w:t xml:space="preserve">Resumen visual de los tres niveles</w:t>
+      </w:r>
+    </w:p>
+    <w:tbl>
+      <w:tblPr>
+        <w:tblW w:w="9000" w:type="dxa"/>
+        <w:tblBorders>
+          <w:top w:val="single" w:sz="4" w:color="BFBFBF"/>
+          <w:left w:val="single" w:sz="4" w:color="BFBFBF"/>
+          <w:bottom w:val="single" w:sz="4" w:color="BFBFBF"/>
+          <w:right w:val="single" w:sz="4" w:color="BFBFBF"/>
+          <w:insideH w:val="single" w:sz="4" w:color="BFBFBF"/>
+          <w:insideV w:val="single" w:sz="4" w:color="BFBFBF"/>
+        </w:tblBorders>
+      </w:tblPr>
+      <w:tblGrid>
+        <w:gridCol w:w="2200"/>
+        <w:gridCol w:w="2800"/>
+        <w:gridCol w:w="2200"/>
+        <w:gridCol w:w="1800"/>
+      </w:tblGrid>
+      <w:tr>
+        <w:tc>
+          <w:tcPr>
+            <w:tcW w:w="2200" w:type="dxa"/>
+            <w:shd w:val="clear" w:color="auto" w:fill="2E74B5"/>
+          </w:tcPr>
+          <w:p>
+            <w:r>
+              <w:rPr>
+                <w:b/>
+                <w:color w:val="FFFFFF"/>
+              </w:rPr>
+              <w:t xml:space="preserve">Enfoque</w:t>
+            </w:r>
+          </w:p>
+        </w:tc>
+        <w:tc>
+          <w:tcPr>
+            <w:tcW w:w="2800" w:type="dxa"/>
+            <w:shd w:val="clear" w:color="auto" w:fill="2E74B5"/>
+          </w:tcPr>
+          <w:p>
+            <w:r>
+              <w:rPr>
+                <w:b/>
+                <w:color w:val="FFFFFF"/>
+              </w:rPr>
+              <w:t xml:space="preserve">Paquete</w:t>
+            </w:r>
+          </w:p>
+        </w:tc>
+        <w:tc>
+          <w:tcPr>
+            <w:tcW w:w="2200" w:type="dxa"/>
+            <w:shd w:val="clear" w:color="auto" w:fill="2E74B5"/>
+          </w:tcPr>
+          <w:p>
+            <w:r>
+              <w:rPr>
+                <w:b/>
+                <w:color w:val="FFFFFF"/>
+              </w:rPr>
+              <w:t xml:space="preserve">Líneas de código</w:t>
+            </w:r>
+          </w:p>
+        </w:tc>
+        <w:tc>
+          <w:tcPr>
+            <w:tcW w:w="1800" w:type="dxa"/>
+            <w:shd w:val="clear" w:color="auto" w:fill="2E74B5"/>
+          </w:tcPr>
+          <w:p>
+            <w:r>
+              <w:rPr>
+                <w:b/>
+                <w:color w:val="FFFFFF"/>
+              </w:rPr>
+              <w:t xml:space="preserve">Atado a</w:t>
+            </w:r>
+          </w:p>
+        </w:tc>
+      </w:tr>
+      <w:tr>
+        <w:tc>
+          <w:tcPr>
+            <w:tcW w:w="2200" w:type="dxa"/>
+          </w:tcPr>
+          <w:p>
+            <w:r>
+              <w:t xml:space="preserve">JPA puro</w:t>
+            </w:r>
+          </w:p>
+        </w:tc>
+        <w:tc>
+          <w:tcPr>
+            <w:tcW w:w="2800" w:type="dxa"/>
+          </w:tcPr>
+          <w:p>
+            <w:r>
+              <w:t xml:space="preserve">jakarta.persistence</w:t>
+            </w:r>
+          </w:p>
+        </w:tc>
+        <w:tc>
+          <w:tcPr>
+            <w:tcW w:w="2200" w:type="dxa"/>
+          </w:tcPr>
+          <w:p>
+            <w:r>
+              <w:t xml:space="preserve">~5</w:t>
+            </w:r>
+          </w:p>
+        </w:tc>
+        <w:tc>
+          <w:tcPr>
+            <w:tcW w:w="1800" w:type="dxa"/>
+          </w:tcPr>
+          <w:p>
+            <w:r>
+              <w:t xml:space="preserve">Ningún proveedor (portable)</w:t>
+            </w:r>
+          </w:p>
+        </w:tc>
+      </w:tr>
+      <w:tr>
+        <w:tc>
+          <w:tcPr>
+            <w:tcW w:w="2200" w:type="dxa"/>
+          </w:tcPr>
+          <w:p>
+            <w:r>
+              <w:t xml:space="preserve">Hibernate nativo</w:t>
+            </w:r>
+          </w:p>
+        </w:tc>
+        <w:tc>
+          <w:tcPr>
+            <w:tcW w:w="2800" w:type="dxa"/>
+          </w:tcPr>
+          <w:p>
+            <w:r>
+              <w:t xml:space="preserve">org.hibernate</w:t>
+            </w:r>
+          </w:p>
+        </w:tc>
+        <w:tc>
+          <w:tcPr>
+            <w:tcW w:w="2200" w:type="dxa"/>
+          </w:tcPr>
+          <w:p>
+            <w:r>
+              <w:t xml:space="preserve">~6</w:t>
+            </w:r>
+          </w:p>
+        </w:tc>
+        <w:tc>
+          <w:tcPr>
+            <w:tcW w:w="1800" w:type="dxa"/>
+          </w:tcPr>
+          <w:p>
+            <w:r>
+              <w:t xml:space="preserve">Solo Hibernate</w:t>
+            </w:r>
+          </w:p>
+        </w:tc>
+      </w:tr>
+      <w:tr>
+        <w:tc>
+          <w:tcPr>
+            <w:tcW w:w="2200" w:type="dxa"/>
+          </w:tcPr>
+          <w:p>
+            <w:r>
+              <w:t xml:space="preserve">Spring Data JPA</w:t>
+            </w:r>
+          </w:p>
+        </w:tc>
+        <w:tc>
+          <w:tcPr>
+            <w:tcW w:w="2800" w:type="dxa"/>
+          </w:tcPr>
+          <w:p>
+            <w:r>
+              <w:t xml:space="preserve">org.springframework.data.jpa</w:t>
+            </w:r>
+          </w:p>
+        </w:tc>
+        <w:tc>
+          <w:tcPr>
+            <w:tcW w:w="2200" w:type="dxa"/>
+          </w:tcPr>
+          <w:p>
+            <w:r>
+              <w:t xml:space="preserve">~3 (sin implementar nada)</w:t>
+            </w:r>
+          </w:p>
+        </w:tc>
+        <w:tc>
+          <w:tcPr>
+            <w:tcW w:w="1800" w:type="dxa"/>
+          </w:tcPr>
+          <w:p>
+            <w:r>
+              <w:t xml:space="preserve">Spring + JPA</w:t>
+            </w:r>
+          </w:p>
+        </w:tc>
+      </w:tr>
+    </w:tbl>
+    <w:p>
+      <w:r>
+        <w:t xml:space="preserve"/>
+      </w:r>
+    </w:p>
+    <w:p>
+      <w:pPr>
+        <w:pStyle w:val="Heading2"/>
+      </w:pPr>
+      <w:r>
+        <w:rPr>
+          <w:b/>
+        </w:rPr>
+        <w:t xml:space="preserve">4.4 ¿Se pueden cambiar entre sí?</w:t>
       </w:r>
     </w:p>
     <w:p>
@@ -2590,7 +3185,7 @@
         <w:rPr>
           <w:b/>
         </w:rPr>
-        <w:t xml:space="preserve">4.4 Comparación con NestJS (clave didáctica)</w:t>
+        <w:t xml:space="preserve">4.5 Comparación con NestJS (clave didáctica)</w:t>
       </w:r>
     </w:p>
     <w:p>
@@ -2635,7 +3230,7 @@
         <w:rPr>
           <w:b/>
         </w:rPr>
-        <w:t xml:space="preserve">4.5 Cómo lo presento (guion sugerido, ~2 min)</w:t>
+        <w:t xml:space="preserve">4.6 Cómo lo presento (guion sugerido, ~2 min)</w:t>
       </w:r>
     </w:p>
     <w:p>
@@ -2646,7 +3241,7 @@
         <w:rPr>
           <w:i/>
         </w:rPr>
-        <w:t xml:space="preserve">"Voy a disolver una confusión típica. La gente dice JPA, Hibernate y Spring Data JPA como si fueran lo mismo. No lo son. Acuérdense de Java básico: hay interfaces y hay clases. List es una interfaz; ArrayList es la clase que la implementa. JPA es exactamente eso: una INTERFAZ del mundo de la persistencia. Define las anotaciones, define los contratos, pero no ejecuta nada. Hibernate es la CLASE — la implementación concreta que hace el trabajo. Spring Data JPA es una librería adicional que se construye encima y automatiza los patrones más comunes, como generarte un repositorio sin escribirlo. Punto importante: en Java tenemos esta especificación común, JPA. En Node, ustedes que vienen de Nest, no la tienen. TypeORM, Prisma y MikroORM cada uno tienen su propia API. Tener un estándar es valioso: el conocimiento que adquieren con Hibernate les sirve aunque cambien de implementación."</w:t>
+        <w:t xml:space="preserve">"Voy a disolver una confusión típica. La gente dice JPA, Hibernate y Spring Data JPA como si fueran lo mismo. No lo son. Acuérdense de Java básico: hay interfaces y hay clases. List es una interfaz; ArrayList es la clase que la implementa. JPA es exactamente eso: una INTERFAZ del mundo de la persistencia. Define las anotaciones, define los contratos, pero no ejecuta nada. Hibernate es la CLASE — la implementación concreta que hace el trabajo. Spring Data JPA es una librería adicional que se construye encima y automatiza los patrones más comunes, como generarte un repositorio sin escribirlo. Para que se vea concreto —y esta es la diapositiva que les voy a mostrar— acá tienen la misma operación "buscar un cliente por id" resuelta de tres formas: con JPA puro usando EntityManager, con Hibernate nativo usando Session, y con Spring Data JPA donde solo declaramos una interface. Las tres hacen lo mismo. Lo que cambia es cuánto código escribimos y a qué capa nos atamos. Punto importante: en Java tenemos esta especificación común, JPA. En Node, ustedes que vienen de Nest, no la tienen. TypeORM, Prisma y MikroORM cada uno tienen su propia API. Tener un estándar es valioso: el conocimiento que adquieren con Hibernate les sirve aunque cambien de implementación."</w:t>
       </w:r>
     </w:p>
     <w:p>
